--- a/downloads/documents/05 Materials/Unit 04/Slides/Slides 04.14 - Build the Model.docx
+++ b/downloads/documents/05 Materials/Unit 04/Slides/Slides 04.14 - Build the Model.docx
@@ -170,7 +170,7 @@
         <w:t xml:space="preserve">“</w:t>
       </w:r>
       <w:r>
-        <w:t xml:space="preserve">This is the same room. One you can read, one you can hold. By Friday yours is the one you can hold.</w:t>
+        <w:t xml:space="preserve">This is the same room. One you can read, one you can hold. By the last build day yours is the one you can hold.</w:t>
       </w:r>
       <w:r>
         <w:t xml:space="preserve">”</w:t>

--- a/downloads/documents/05 Materials/Unit 04/Slides/Slides 04.14 - Build the Model.docx
+++ b/downloads/documents/05 Materials/Unit 04/Slides/Slides 04.14 - Build the Model.docx
@@ -829,6 +829,18 @@
         <w:pStyle w:val="Compact"/>
       </w:pPr>
       <w:r>
+        <w:t xml:space="preserve">Pull your Lesson 4.9 mood board too. One texture from it goes on the model: a fabric scrap, a rough paper, a cork square.</w:t>
+      </w:r>
+    </w:p>
+    <w:p>
+      <w:pPr>
+        <w:numPr>
+          <w:ilvl w:val="0"/>
+          <w:numId w:val="1012"/>
+        </w:numPr>
+        <w:pStyle w:val="Compact"/>
+      </w:pPr>
+      <w:r>
         <w:t xml:space="preserve">You cannot paint behind a bed. Color goes on first.</w:t>
       </w:r>
       <w:r>
@@ -841,7 +853,7 @@
         <w:t xml:space="preserve"> </w:t>
       </w:r>
       <w:r>
-        <w:t xml:space="preserve">Notes: A team with no color card picks one of the three schemes on the build guide: monochromatic, analogous, complementary. Name it; the label asks for it on Day 3.</w:t>
+        <w:t xml:space="preserve">Notes: A team with no color card picks one of the three schemes on the build guide: monochromatic, analogous, complementary. Name it; the label asks for it on Day 3. The texture is on Rubric 04 criterion 4, so check for it on the Day 3 clipboard.</w:t>
       </w:r>
     </w:p>
     <w:p>
